--- a/day 6/switching.docx
+++ b/day 6/switching.docx
@@ -17,57 +17,17 @@
     </w:p>
     <w:p>
       <w:r>
-        <w:t xml:space="preserve">Switch does 3 </w:t>
-      </w:r>
-      <w:proofErr w:type="gramStart"/>
-      <w:r>
-        <w:t>action</w:t>
-      </w:r>
-      <w:proofErr w:type="gramEnd"/>
-      <w:r>
-        <w:t>:</w:t>
-      </w:r>
-    </w:p>
-    <w:p>
-      <w:r>
-        <w:t xml:space="preserve">Learn: switch reads the SOURCE MAC of every incoming frame and records (MAC + port) </w:t>
-      </w:r>
-      <w:proofErr w:type="gramStart"/>
-      <w:r>
-        <w:t>in</w:t>
-      </w:r>
-      <w:proofErr w:type="gramEnd"/>
-      <w:r>
-        <w:t xml:space="preserve"> its table. It does NOT learn destination MACs by looking them up. It only learns a MAC when THAT device sends a frame.</w:t>
-      </w:r>
-    </w:p>
-    <w:p>
-      <w:r>
-        <w:t>Flood happens in TWO cases: 1. Destination MAC = broadcast (</w:t>
-      </w:r>
-      <w:proofErr w:type="gramStart"/>
-      <w:r>
-        <w:t>FF:FF</w:t>
-      </w:r>
-      <w:proofErr w:type="gramEnd"/>
-      <w:r>
-        <w:t>:</w:t>
-      </w:r>
-      <w:proofErr w:type="gramStart"/>
-      <w:r>
-        <w:t>FF:FF</w:t>
-      </w:r>
-      <w:proofErr w:type="gramEnd"/>
-      <w:r>
-        <w:t>:</w:t>
-      </w:r>
-      <w:proofErr w:type="gramStart"/>
-      <w:r>
-        <w:t>FF:FF</w:t>
-      </w:r>
-      <w:proofErr w:type="gramEnd"/>
-      <w:r>
-        <w:t>) → always floods</w:t>
+        <w:t>Switch does 3 action:</w:t>
+      </w:r>
+    </w:p>
+    <w:p>
+      <w:r>
+        <w:t>Learn: switch reads the SOURCE MAC of every incoming frame and records (MAC + port) in its table. It does NOT learn destination MACs by looking them up. It only learns a MAC when THAT device sends a frame.</w:t>
+      </w:r>
+    </w:p>
+    <w:p>
+      <w:r>
+        <w:t>Flood happens in TWO cases: 1. Destination MAC = broadcast (FF:FF:FF:FF:FF:FF) → always floods</w:t>
       </w:r>
     </w:p>
     <w:p>
@@ -78,6 +38,11 @@
     <w:p>
       <w:r>
         <w:t>Forward: once the source and destination mac is known the switch only forwards the frame to destination port.</w:t>
+      </w:r>
+    </w:p>
+    <w:p>
+      <w:r>
+        <w:t>.</w:t>
       </w:r>
     </w:p>
     <w:p/>
@@ -131,15 +96,7 @@
     </w:p>
     <w:p>
       <w:r>
-        <w:t>Switch(</w:t>
-      </w:r>
-      <w:proofErr w:type="gramStart"/>
-      <w:r>
-        <w:t xml:space="preserve">config)#   </w:t>
-      </w:r>
-      <w:proofErr w:type="gramEnd"/>
-      <w:r>
-        <w:t xml:space="preserve"> global config (hostname, passwords)</w:t>
+        <w:t>Switch(config)#    global config (hostname, passwords)</w:t>
       </w:r>
     </w:p>
     <w:p>
@@ -149,20 +106,13 @@
     </w:p>
     <w:p>
       <w:r>
-        <w:t>Switch(config-</w:t>
-      </w:r>
-      <w:proofErr w:type="gramStart"/>
-      <w:r>
-        <w:t>if)#</w:t>
-      </w:r>
-      <w:proofErr w:type="gramEnd"/>
-      <w:r>
-        <w:t xml:space="preserve"> interface config (per-port settings)</w:t>
-      </w:r>
-    </w:p>
-    <w:p/>
-    <w:p>
-      <w:r>
+        <w:t>Switch(config-if)# interface config (per-port settings)</w:t>
+      </w:r>
+    </w:p>
+    <w:p/>
+    <w:p>
+      <w:r>
+        <w:lastRenderedPageBreak/>
         <w:t xml:space="preserve">To go back: exit (one level) or </w:t>
       </w:r>
       <w:proofErr w:type="spellStart"/>
@@ -171,13 +121,8 @@
       </w:r>
       <w:proofErr w:type="spellEnd"/>
       <w:r>
-        <w:t xml:space="preserve"> (all the way </w:t>
-      </w:r>
-      <w:proofErr w:type="gramStart"/>
-      <w:r>
-        <w:t>to #)</w:t>
-      </w:r>
-      <w:proofErr w:type="gramEnd"/>
+        <w:t xml:space="preserve"> (all the way to #)</w:t>
+      </w:r>
     </w:p>
     <w:p/>
     <w:p/>
@@ -217,15 +162,7 @@
         </w:numPr>
       </w:pPr>
       <w:r>
-        <w:t>enable → Enters privileged EXEC mode (</w:t>
-      </w:r>
-      <w:proofErr w:type="gramStart"/>
-      <w:r>
-        <w:t>Switch#)</w:t>
-      </w:r>
-      <w:proofErr w:type="gramEnd"/>
-      <w:r>
-        <w:t xml:space="preserve"> </w:t>
+        <w:t xml:space="preserve">enable → Enters privileged EXEC mode (Switch#) </w:t>
       </w:r>
     </w:p>
     <w:p>
@@ -354,15 +291,7 @@
         </w:numPr>
       </w:pPr>
       <w:r>
-        <w:t xml:space="preserve">show </w:t>
-      </w:r>
-      <w:proofErr w:type="gramStart"/>
-      <w:r>
-        <w:t>running-config</w:t>
-      </w:r>
-      <w:proofErr w:type="gramEnd"/>
-      <w:r>
-        <w:t xml:space="preserve"> → Shows current active configuration (RAM) </w:t>
+        <w:t xml:space="preserve">show running-config → Shows current active configuration (RAM) </w:t>
       </w:r>
     </w:p>
     <w:p>
@@ -384,7 +313,9 @@
     <w:p/>
     <w:p>
       <w:r>
-        <w:lastRenderedPageBreak/>
+        <w:rPr>
+          <w:noProof/>
+        </w:rPr>
         <w:drawing>
           <wp:anchor distT="0" distB="0" distL="114300" distR="114300" simplePos="0" relativeHeight="251661312" behindDoc="0" locked="0" layoutInCell="1" allowOverlap="1" wp14:anchorId="6C669F78" wp14:editId="3800C29E">
             <wp:simplePos x="0" y="0"/>
@@ -438,6 +369,9 @@
         </w:drawing>
       </w:r>
       <w:r>
+        <w:rPr>
+          <w:noProof/>
+        </w:rPr>
         <w:drawing>
           <wp:anchor distT="0" distB="0" distL="114300" distR="114300" simplePos="0" relativeHeight="251659264" behindDoc="0" locked="0" layoutInCell="1" allowOverlap="1" wp14:anchorId="13BE01F6" wp14:editId="1AF787AD">
             <wp:simplePos x="0" y="0"/>
@@ -513,6 +447,7 @@
         </w:tabs>
       </w:pPr>
       <w:r>
+        <w:lastRenderedPageBreak/>
         <w:tab/>
       </w:r>
     </w:p>
@@ -523,7 +458,9 @@
         </w:tabs>
       </w:pPr>
       <w:r>
-        <w:lastRenderedPageBreak/>
+        <w:rPr>
+          <w:noProof/>
+        </w:rPr>
         <w:drawing>
           <wp:anchor distT="0" distB="0" distL="114300" distR="114300" simplePos="0" relativeHeight="251663360" behindDoc="0" locked="0" layoutInCell="1" allowOverlap="1" wp14:anchorId="43D6A123" wp14:editId="12A79452">
             <wp:simplePos x="0" y="0"/>
@@ -1994,6 +1931,7 @@
   <w:style w:type="character" w:default="1" w:styleId="DefaultParagraphFont">
     <w:name w:val="Default Paragraph Font"/>
     <w:uiPriority w:val="1"/>
+    <w:semiHidden/>
     <w:unhideWhenUsed/>
   </w:style>
   <w:style w:type="table" w:default="1" w:styleId="TableNormal">
